--- a/Context_Virtualization_Implementation_Spec_v1.4.docx
+++ b/Context_Virtualization_Implementation_Spec_v1.4.docx
@@ -2385,7 +2385,6 @@
     </w:p>
     <w:p>
       <w:pPr>
-        <w:pStyle w:val="Compact"/>
         <w:numPr>
           <w:ilvl w:val="0"/>
           <w:numId w:val="1004"/>
@@ -2397,7 +2396,7 @@
           <w:b/>
           <w:bCs/>
         </w:rPr>
-        <w:t xml:space="preserve">目标模型会回传推理，且推理计入输出上限</w:t>
+        <w:t xml:space="preserve">目标模型有"隐藏推理开销"，且计入输出上限</w:t>
       </w:r>
       <w:r>
         <w:rPr>
@@ -2421,7 +2420,167 @@
         <w:rPr>
           <w:rFonts w:hint="eastAsia"/>
         </w:rPr>
-        <w:t xml:space="preserve">实测：</w:t>
+        <w:t xml:space="preserve">实测：一次成功调用的</w:t>
+      </w:r>
+      <w:r>
+        <w:t xml:space="preserve"> </w:t>
+      </w:r>
+      <w:r>
+        <w:rPr>
+          <w:rStyle w:val="VerbatimChar"/>
+        </w:rPr>
+        <w:t xml:space="preserve">output_tokens=483</w:t>
+      </w:r>
+      <w:r>
+        <w:t xml:space="preserve"> </w:t>
+      </w:r>
+      <w:r>
+        <w:rPr>
+          <w:rFonts w:hint="eastAsia"/>
+        </w:rPr>
+        <w:t xml:space="preserve">而可见正文仅</w:t>
+      </w:r>
+      <w:r>
+        <w:t xml:space="preserve"> 70 </w:t>
+      </w:r>
+      <w:r>
+        <w:rPr>
+          <w:rFonts w:hint="eastAsia"/>
+        </w:rPr>
+        <w:t xml:space="preserve">字符（≈26</w:t>
+      </w:r>
+      <w:r>
+        <w:t xml:space="preserve"> </w:t>
+      </w:r>
+      <w:r>
+        <w:rPr>
+          <w:rFonts w:hint="eastAsia"/>
+        </w:rPr>
+        <w:t xml:space="preserve">token），</w:t>
+      </w:r>
+      <w:r>
+        <w:t xml:space="preserve"> </w:t>
+      </w:r>
+      <w:r>
+        <w:rPr>
+          <w:rFonts w:hint="eastAsia"/>
+        </w:rPr>
+        <w:t xml:space="preserve">差额是</w:t>
+      </w:r>
+      <w:r>
+        <w:rPr>
+          <w:rFonts w:hint="eastAsia"/>
+          <w:b/>
+          <w:bCs/>
+        </w:rPr>
+        <w:t xml:space="preserve">既不作为</w:t>
+      </w:r>
+      <w:r>
+        <w:rPr>
+          <w:b/>
+          <w:bCs/>
+        </w:rPr>
+        <w:t xml:space="preserve"> </w:t>
+      </w:r>
+      <w:r>
+        <w:rPr>
+          <w:rStyle w:val="VerbatimChar"/>
+          <w:b/>
+          <w:bCs/>
+        </w:rPr>
+        <w:t xml:space="preserve">reasoning-delta</w:t>
+      </w:r>
+      <w:r>
+        <w:rPr>
+          <w:b/>
+          <w:bCs/>
+        </w:rPr>
+        <w:t xml:space="preserve"> </w:t>
+      </w:r>
+      <w:r>
+        <w:rPr>
+          <w:rFonts w:hint="eastAsia"/>
+          <w:b/>
+          <w:bCs/>
+        </w:rPr>
+        <w:t xml:space="preserve">流式送出、也不在</w:t>
+      </w:r>
+      <w:r>
+        <w:rPr>
+          <w:b/>
+          <w:bCs/>
+        </w:rPr>
+        <w:t xml:space="preserve"> </w:t>
+      </w:r>
+      <w:r>
+        <w:rPr>
+          <w:rStyle w:val="VerbatimChar"/>
+          <w:b/>
+          <w:bCs/>
+        </w:rPr>
+        <w:t xml:space="preserve">reasoning_tokens</w:t>
+      </w:r>
+      <w:r>
+        <w:rPr>
+          <w:b/>
+          <w:bCs/>
+        </w:rPr>
+        <w:t xml:space="preserve"> </w:t>
+      </w:r>
+      <w:r>
+        <w:rPr>
+          <w:rFonts w:hint="eastAsia"/>
+          <w:b/>
+          <w:bCs/>
+        </w:rPr>
+        <w:t xml:space="preserve">里单独报告</w:t>
+      </w:r>
+      <w:r>
+        <w:rPr>
+          <w:rFonts w:hint="eastAsia"/>
+        </w:rPr>
+        <w:t xml:space="preserve">的生成，</w:t>
+      </w:r>
+      <w:r>
+        <w:t xml:space="preserve"> </w:t>
+      </w:r>
+      <w:r>
+        <w:rPr>
+          <w:rFonts w:hint="eastAsia"/>
+        </w:rPr>
+        <w:t xml:space="preserve">且</w:t>
+      </w:r>
+      <w:r>
+        <w:rPr>
+          <w:rFonts w:hint="eastAsia"/>
+          <w:b/>
+          <w:bCs/>
+        </w:rPr>
+        <w:t xml:space="preserve">方差很大</w:t>
+      </w:r>
+      <w:r>
+        <w:rPr>
+          <w:rFonts w:hint="eastAsia"/>
+        </w:rPr>
+        <w:t xml:space="preserve">（实测样本</w:t>
+      </w:r>
+      <w:r>
+        <w:t xml:space="preserve"> </w:t>
+      </w:r>
+      <w:r>
+        <w:rPr>
+          <w:rFonts w:hint="eastAsia"/>
+        </w:rPr>
+        <w:t xml:space="preserve">300–1658，同一任务、同样只产出一小段</w:t>
+      </w:r>
+      <w:r>
+        <w:t xml:space="preserve"> </w:t>
+      </w:r>
+      <w:r>
+        <w:rPr>
+          <w:rFonts w:hint="eastAsia"/>
+        </w:rPr>
+        <w:t xml:space="preserve">JSON）；</w:t>
       </w:r>
       <w:r>
         <w:rPr>
@@ -2436,34 +2595,16 @@
         <w:rPr>
           <w:rFonts w:hint="eastAsia"/>
         </w:rPr>
-        <w:t xml:space="preserve">时</w:t>
-      </w:r>
-      <w:r>
-        <w:t xml:space="preserve"> </w:t>
-      </w:r>
-      <w:r>
-        <w:rPr>
-          <w:rStyle w:val="VerbatimChar"/>
-        </w:rPr>
-        <w:t xml:space="preserve">output_tokens</w:t>
-      </w:r>
-      <w:r>
-        <w:t xml:space="preserve"> </w:t>
-      </w:r>
-      <w:r>
-        <w:rPr>
-          <w:rFonts w:hint="eastAsia"/>
-        </w:rPr>
-        <w:t xml:space="preserve">恰好</w:t>
-      </w:r>
-      <w:r>
-        <w:t xml:space="preserve"> </w:t>
-      </w:r>
-      <w:r>
-        <w:rPr>
-          <w:rFonts w:hint="eastAsia"/>
-        </w:rPr>
-        <w:t xml:space="preserve">500、正文</w:t>
+        <w:t xml:space="preserve">时整份预算被它吃光</w:t>
+      </w:r>
+      <w:r>
+        <w:t xml:space="preserve"> —— </w:t>
+      </w:r>
+      <w:r>
+        <w:rPr>
+          <w:rFonts w:hint="eastAsia"/>
+        </w:rPr>
+        <w:t xml:space="preserve">正文</w:t>
       </w:r>
       <w:r>
         <w:t xml:space="preserve"> 0 </w:t>
@@ -2475,25 +2616,55 @@
         <w:t xml:space="preserve">字、</w:t>
       </w:r>
       <w:r>
+        <w:t xml:space="preserve"> </w:t>
+      </w:r>
+      <w:r>
         <w:rPr>
           <w:rStyle w:val="VerbatimChar"/>
         </w:rPr>
         <w:t xml:space="preserve">finish=max-tokens</w:t>
       </w:r>
       <w:r>
-        <w:t xml:space="preserve"> </w:t>
-      </w:r>
-      <w:r>
-        <w:t xml:space="preserve">——</w:t>
-      </w:r>
-      <w:r>
-        <w:t xml:space="preserve"> </w:t>
-      </w:r>
-      <w:r>
-        <w:rPr>
-          <w:rFonts w:hint="eastAsia"/>
-        </w:rPr>
-        <w:t xml:space="preserve">输出预算被推理吃光，</w:t>
+        <w:rPr>
+          <w:rFonts w:hint="eastAsia"/>
+        </w:rPr>
+        <w:t xml:space="preserve">、流里只剩</w:t>
+      </w:r>
+      <w:r>
+        <w:t xml:space="preserve"> </w:t>
+      </w:r>
+      <w:r>
+        <w:rPr>
+          <w:rStyle w:val="VerbatimChar"/>
+        </w:rPr>
+        <w:t xml:space="preserve">usage</w:t>
+      </w:r>
+      <w:r>
+        <w:t xml:space="preserve">+</w:t>
+      </w:r>
+      <w:r>
+        <w:rPr>
+          <w:rStyle w:val="VerbatimChar"/>
+        </w:rPr>
+        <w:t xml:space="preserve">finish</w:t>
+      </w:r>
+      <w:r>
+        <w:t xml:space="preserve"> </w:t>
+      </w:r>
+      <w:r>
+        <w:rPr>
+          <w:rFonts w:hint="eastAsia"/>
+        </w:rPr>
+        <w:t xml:space="preserve">两个</w:t>
+      </w:r>
+      <w:r>
+        <w:t xml:space="preserve"> </w:t>
+      </w:r>
+      <w:r>
+        <w:rPr>
+          <w:rFonts w:hint="eastAsia"/>
+        </w:rPr>
+        <w:t xml:space="preserve">chunk，</w:t>
       </w:r>
       <w:r>
         <w:rPr>
@@ -2508,79 +2679,51 @@
         <w:rPr>
           <w:rFonts w:hint="eastAsia"/>
         </w:rPr>
-        <w:t xml:space="preserve">永远抽不出内容（表现为"插件在跑，但状态从不积累"）。</w:t>
-      </w:r>
-      <w:r>
-        <w:t xml:space="preserve"> </w:t>
-      </w:r>
-      <w:r>
-        <w:rPr>
-          <w:rFonts w:hint="eastAsia"/>
-        </w:rPr>
-        <w:t xml:space="preserve">上限提到</w:t>
-      </w:r>
-      <w:r>
-        <w:t xml:space="preserve"> 2000 </w:t>
-      </w:r>
-      <w:r>
-        <w:rPr>
-          <w:rFonts w:hint="eastAsia"/>
-        </w:rPr>
-        <w:t xml:space="preserve">后，同一任务两次都成功（用量</w:t>
-      </w:r>
-      <w:r>
-        <w:t xml:space="preserve"> 316 / </w:t>
-      </w:r>
-      <w:r>
-        <w:rPr>
-          <w:rFonts w:hint="eastAsia"/>
-        </w:rPr>
-        <w:t xml:space="preserve">672），且</w:t>
-      </w:r>
-      <w:r>
-        <w:rPr>
-          <w:rFonts w:hint="eastAsia"/>
-          <w:b/>
-          <w:bCs/>
-        </w:rPr>
-        <w:t xml:space="preserve">耗时从</w:t>
-      </w:r>
-      <w:r>
-        <w:rPr>
-          <w:b/>
-          <w:bCs/>
-        </w:rPr>
-        <w:t xml:space="preserve"> 17s </w:t>
-      </w:r>
-      <w:r>
-        <w:rPr>
-          <w:rFonts w:hint="eastAsia"/>
-          <w:b/>
-          <w:bCs/>
-        </w:rPr>
-        <w:t xml:space="preserve">降到</w:t>
-      </w:r>
-      <w:r>
-        <w:rPr>
-          <w:b/>
-          <w:bCs/>
-        </w:rPr>
-        <w:t xml:space="preserve"> 4.2s</w:t>
-      </w:r>
-      <w:r>
-        <w:rPr>
-          <w:rFonts w:hint="eastAsia"/>
-        </w:rPr>
-        <w:t xml:space="preserve">（不再撞上限）。</w:t>
-      </w:r>
-      <w:r>
-        <w:t xml:space="preserve"> </w:t>
-      </w:r>
-      <w:r>
-        <w:rPr>
-          <w:rFonts w:hint="eastAsia"/>
-        </w:rPr>
-        <w:t xml:space="preserve">据此：</w:t>
+        <w:t xml:space="preserve">永远抽不出内容</w:t>
+      </w:r>
+      <w:r>
+        <w:t xml:space="preserve"> </w:t>
+      </w:r>
+      <w:r>
+        <w:rPr>
+          <w:rFonts w:hint="eastAsia"/>
+        </w:rPr>
+        <w:t xml:space="preserve">（表现为"插件在跑，但状态从不积累"）。上限放大后同一任务稳定成功，且</w:t>
+      </w:r>
+      <w:r>
+        <w:rPr>
+          <w:rFonts w:hint="eastAsia"/>
+          <w:b/>
+          <w:bCs/>
+        </w:rPr>
+        <w:t xml:space="preserve">耗时反而更低</w:t>
+      </w:r>
+      <w:r>
+        <w:t xml:space="preserve"> </w:t>
+      </w:r>
+      <w:r>
+        <w:rPr>
+          <w:rFonts w:hint="eastAsia"/>
+        </w:rPr>
+        <w:t xml:space="preserve">（17s</w:t>
+      </w:r>
+      <w:r>
+        <w:t xml:space="preserve"> </w:t>
+      </w:r>
+      <w:r>
+        <w:rPr>
+          <w:rFonts w:hint="eastAsia"/>
+        </w:rPr>
+        <w:t xml:space="preserve">空手而归</w:t>
+      </w:r>
+      <w:r>
+        <w:t xml:space="preserve"> vs 4.2s </w:t>
+      </w:r>
+      <w:r>
+        <w:rPr>
+          <w:rFonts w:hint="eastAsia"/>
+        </w:rPr>
+        <w:t xml:space="preserve">成功）。据此：</w:t>
       </w:r>
       <w:r>
         <w:rPr>
@@ -2608,16 +2751,19 @@
           <w:b/>
           <w:bCs/>
         </w:rPr>
-        <w:t xml:space="preserve">1500/2000</w:t>
-      </w:r>
-      <w:r>
-        <w:rPr>
-          <w:rFonts w:hint="eastAsia"/>
-        </w:rPr>
-        <w:t xml:space="preserve">；worker</w:t>
-      </w:r>
-      <w:r>
-        <w:t xml:space="preserve"> 300/500 →</w:t>
+        <w:t xml:space="preserve">3000/4000</w:t>
+      </w:r>
+      <w:r>
+        <w:rPr>
+          <w:rFonts w:hint="eastAsia"/>
+        </w:rPr>
+        <w:t xml:space="preserve">；</w:t>
+      </w:r>
+      <w:r>
+        <w:t xml:space="preserve"> </w:t>
+      </w:r>
+      <w:r>
+        <w:t xml:space="preserve">worker 300/500 →</w:t>
       </w:r>
       <w:r>
         <w:t xml:space="preserve"> </w:t>
@@ -2633,13 +2779,10 @@
         <w:rPr>
           <w:rFonts w:hint="eastAsia"/>
         </w:rPr>
-        <w:t xml:space="preserve">；</w:t>
-      </w:r>
-      <w:r>
-        <w:t xml:space="preserve"> </w:t>
-      </w:r>
-      <w:r>
-        <w:t xml:space="preserve">episode </w:t>
+        <w:t xml:space="preserve">；episode</w:t>
+      </w:r>
+      <w:r>
+        <w:t xml:space="preserve"> </w:t>
       </w:r>
       <w:r>
         <w:rPr>
@@ -2664,7 +2807,16 @@
         <w:rPr>
           <w:rFonts w:hint="eastAsia"/>
         </w:rPr>
-        <w:t xml:space="preserve">。辅助调用上限的判定原则由"够写答案"改为</w:t>
+        <w:t xml:space="preserve">。判定原则由"够写答案"</w:t>
+      </w:r>
+      <w:r>
+        <w:t xml:space="preserve"> </w:t>
+      </w:r>
+      <w:r>
+        <w:rPr>
+          <w:rFonts w:hint="eastAsia"/>
+        </w:rPr>
+        <w:t xml:space="preserve">改为</w:t>
       </w:r>
       <w:r>
         <w:t xml:space="preserve"> </w:t>
@@ -2682,7 +2834,7 @@
           <w:b/>
           <w:bCs/>
         </w:rPr>
-        <w:t xml:space="preserve">覆盖「推理开销</w:t>
+        <w:t xml:space="preserve">覆盖「隐藏推理开销</w:t>
       </w:r>
       <w:r>
         <w:rPr>
@@ -2697,15 +2849,94 @@
           <w:b/>
           <w:bCs/>
         </w:rPr>
-        <w:t xml:space="preserve">目标正文」</w:t>
+        <w:t xml:space="preserve">目标正文」并留出方差余量</w:t>
       </w:r>
       <w:r>
         <w:t xml:space="preserve">。</w:t>
       </w:r>
-    </w:p>
-    <w:p>
-      <w:pPr>
-        <w:pStyle w:val="Compact"/>
+      <w:r>
+        <w:t xml:space="preserve"> </w:t>
+      </w:r>
+      <w:r>
+        <w:rPr>
+          <w:rFonts w:hint="eastAsia"/>
+          <w:b/>
+          <w:bCs/>
+        </w:rPr>
+        <w:t xml:space="preserve">小上限不是上游要求</w:t>
+      </w:r>
+      <w:r>
+        <w:rPr>
+          <w:rFonts w:hint="eastAsia"/>
+        </w:rPr>
+        <w:t xml:space="preserve">：上游</w:t>
+      </w:r>
+      <w:r>
+        <w:t xml:space="preserve"> </w:t>
+      </w:r>
+      <w:r>
+        <w:rPr>
+          <w:rStyle w:val="VerbatimChar"/>
+        </w:rPr>
+        <w:t xml:space="preserve">top_provider.max_completion_tokens = 131072</w:t>
+      </w:r>
+      <w:r>
+        <w:rPr>
+          <w:rFonts w:hint="eastAsia"/>
+        </w:rPr>
+        <w:t xml:space="preserve">，</w:t>
+      </w:r>
+      <w:r>
+        <w:t xml:space="preserve"> </w:t>
+      </w:r>
+      <w:r>
+        <w:rPr>
+          <w:rStyle w:val="VerbatimChar"/>
+        </w:rPr>
+        <w:t xml:space="preserve">default_parameters</w:t>
+      </w:r>
+      <w:r>
+        <w:t xml:space="preserve"> </w:t>
+      </w:r>
+      <w:r>
+        <w:rPr>
+          <w:rFonts w:hint="eastAsia"/>
+        </w:rPr>
+        <w:t xml:space="preserve">为空（2026-09-17</w:t>
+      </w:r>
+      <w:r>
+        <w:t xml:space="preserve"> </w:t>
+      </w:r>
+      <w:r>
+        <w:rPr>
+          <w:rFonts w:hint="eastAsia"/>
+        </w:rPr>
+        <w:t xml:space="preserve">复核），不存在任何外部约束要求几百</w:t>
+      </w:r>
+      <w:r>
+        <w:t xml:space="preserve"> token </w:t>
+      </w:r>
+      <w:r>
+        <w:rPr>
+          <w:rFonts w:hint="eastAsia"/>
+        </w:rPr>
+        <w:t xml:space="preserve">的上限</w:t>
+      </w:r>
+      <w:r>
+        <w:t xml:space="preserve"> ——</w:t>
+      </w:r>
+      <w:r>
+        <w:t xml:space="preserve"> </w:t>
+      </w:r>
+      <w:r>
+        <w:rPr>
+          <w:rFonts w:hint="eastAsia"/>
+        </w:rPr>
+        <w:t xml:space="preserve">那纯属本项目按"该模型没有推理开销"的假设所定。</w:t>
+      </w:r>
+    </w:p>
+    <w:p>
+      <w:pPr>
         <w:numPr>
           <w:ilvl w:val="0"/>
           <w:numId w:val="1004"/>
@@ -2898,7 +3129,6 @@
     </w:p>
     <w:p>
       <w:pPr>
-        <w:pStyle w:val="Compact"/>
         <w:numPr>
           <w:ilvl w:val="0"/>
           <w:numId w:val="1004"/>
@@ -3186,7 +3416,6 @@
     </w:p>
     <w:p>
       <w:pPr>
-        <w:pStyle w:val="Compact"/>
         <w:numPr>
           <w:ilvl w:val="0"/>
           <w:numId w:val="1004"/>
@@ -3234,25 +3463,40 @@
           <w:b/>
           <w:bCs/>
         </w:rPr>
-        <w:t xml:space="preserve">可能</w:t>
-      </w:r>
-      <w:r>
-        <w:rPr>
-          <w:rFonts w:hint="eastAsia"/>
-        </w:rPr>
-        <w:t xml:space="preserve">回传推理。本系统仍</w:t>
-      </w:r>
-      <w:r>
-        <w:t xml:space="preserve"> MUST NOT</w:t>
-      </w:r>
-      <w:r>
-        <w:t xml:space="preserve"> </w:t>
-      </w:r>
-      <w:r>
-        <w:rPr>
-          <w:rFonts w:hint="eastAsia"/>
-        </w:rPr>
-        <w:t xml:space="preserve">依赖其内容（一律丢弃、不进索引、不参与打分），但</w:t>
+        <w:t xml:space="preserve">存在隐藏推理开销</w:t>
+      </w:r>
+      <w:r>
+        <w:rPr>
+          <w:rFonts w:hint="eastAsia"/>
+        </w:rPr>
+        <w:t xml:space="preserve">（见第</w:t>
+      </w:r>
+      <w:r>
+        <w:t xml:space="preserve"> 16 </w:t>
+      </w:r>
+      <w:r>
+        <w:rPr>
+          <w:rFonts w:hint="eastAsia"/>
+        </w:rPr>
+        <w:t xml:space="preserve">条）。</w:t>
+      </w:r>
+      <w:r>
+        <w:t xml:space="preserve"> </w:t>
+      </w:r>
+      <w:r>
+        <w:rPr>
+          <w:rFonts w:hint="eastAsia"/>
+        </w:rPr>
+        <w:t xml:space="preserve">本系统仍</w:t>
+      </w:r>
+      <w:r>
+        <w:t xml:space="preserve"> MUST NOT </w:t>
+      </w:r>
+      <w:r>
+        <w:rPr>
+          <w:rFonts w:hint="eastAsia"/>
+        </w:rPr>
+        <w:t xml:space="preserve">依赖其内容（不读、不索引、不参与打分），但</w:t>
       </w:r>
       <w:r>
         <w:t xml:space="preserve"> MUST </w:t>
@@ -3261,25 +3505,217 @@
         <w:rPr>
           <w:rFonts w:hint="eastAsia"/>
         </w:rPr>
-        <w:t xml:space="preserve">为其预留输出预算（见第</w:t>
-      </w:r>
-      <w:r>
-        <w:t xml:space="preserve"> 16 </w:t>
-      </w:r>
-      <w:r>
-        <w:rPr>
-          <w:rFonts w:hint="eastAsia"/>
-        </w:rPr>
-        <w:t xml:space="preserve">条）。</w:t>
-      </w:r>
-      <w:r>
-        <w:t xml:space="preserve"> </w:t>
-      </w:r>
-      <w:r>
-        <w:rPr>
-          <w:rFonts w:hint="eastAsia"/>
-        </w:rPr>
-        <w:t xml:space="preserve">"不依赖"不等于"不会遇到"。</w:t>
+        <w:t xml:space="preserve">为其预留输出预算。</w:t>
+      </w:r>
+      <w:r>
+        <w:t xml:space="preserve"> </w:t>
+      </w:r>
+      <w:r>
+        <w:rPr>
+          <w:rFonts w:hint="eastAsia"/>
+        </w:rPr>
+        <w:t xml:space="preserve">"不依赖"不等于"不会遇到"，更不等于"没有开销"。</w:t>
+      </w:r>
+    </w:p>
+    <w:p>
+      <w:pPr>
+        <w:numPr>
+          <w:ilvl w:val="0"/>
+          <w:numId w:val="1004"/>
+        </w:numPr>
+      </w:pPr>
+      <w:r>
+        <w:rPr>
+          <w:rStyle w:val="VerbatimChar"/>
+          <w:b/>
+          <w:bCs/>
+        </w:rPr>
+        <w:t xml:space="preserve">hard_max</w:t>
+      </w:r>
+      <w:r>
+        <w:rPr>
+          <w:b/>
+          <w:bCs/>
+        </w:rPr>
+        <w:t xml:space="preserve"> </w:t>
+      </w:r>
+      <w:r>
+        <w:rPr>
+          <w:rFonts w:hint="eastAsia"/>
+          <w:b/>
+          <w:bCs/>
+        </w:rPr>
+        <w:t xml:space="preserve">上限真正生效，并删除死字段</w:t>
+      </w:r>
+      <w:r>
+        <w:rPr>
+          <w:rFonts w:hint="eastAsia"/>
+        </w:rPr>
+        <w:t xml:space="preserve">：</w:t>
+      </w:r>
+      <w:r>
+        <w:rPr>
+          <w:rStyle w:val="VerbatimChar"/>
+        </w:rPr>
+        <w:t xml:space="preserve">maxTokensFor</w:t>
+      </w:r>
+      <w:r>
+        <w:t xml:space="preserve"> </w:t>
+      </w:r>
+      <w:r>
+        <w:rPr>
+          <w:rFonts w:hint="eastAsia"/>
+        </w:rPr>
+        <w:t xml:space="preserve">此前是</w:t>
+      </w:r>
+      <w:r>
+        <w:t xml:space="preserve"> </w:t>
+      </w:r>
+      <w:r>
+        <w:rPr>
+          <w:rStyle w:val="VerbatimChar"/>
+        </w:rPr>
+        <w:t xml:space="preserve">if (override) return override</w:t>
+      </w:r>
+      <w:r>
+        <w:t xml:space="preserve"> </w:t>
+      </w:r>
+      <w:r>
+        <w:t xml:space="preserve">—— </w:t>
+      </w:r>
+      <w:r>
+        <w:rPr>
+          <w:rFonts w:hint="eastAsia"/>
+        </w:rPr>
+        <w:t xml:space="preserve">任何调用方传什么就发什么，配置里的</w:t>
+      </w:r>
+      <w:r>
+        <w:t xml:space="preserve"> </w:t>
+      </w:r>
+      <w:r>
+        <w:rPr>
+          <w:rStyle w:val="VerbatimChar"/>
+        </w:rPr>
+        <w:t xml:space="preserve">state_delta_hard_max_tokens</w:t>
+      </w:r>
+      <w:r>
+        <w:t xml:space="preserve"> </w:t>
+      </w:r>
+      <w:r>
+        <w:rPr>
+          <w:rFonts w:hint="eastAsia"/>
+          <w:b/>
+          <w:bCs/>
+        </w:rPr>
+        <w:t xml:space="preserve">没有任何消费者</w:t>
+      </w:r>
+      <w:r>
+        <w:rPr>
+          <w:rFonts w:hint="eastAsia"/>
+        </w:rPr>
+        <w:t xml:space="preserve">（与已删的</w:t>
+      </w:r>
+      <w:r>
+        <w:t xml:space="preserve"> </w:t>
+      </w:r>
+      <w:r>
+        <w:rPr>
+          <w:rStyle w:val="VerbatimChar"/>
+        </w:rPr>
+        <w:t xml:space="preserve">global_scan.worker_output_max_tokens</w:t>
+      </w:r>
+      <w:r>
+        <w:t xml:space="preserve"> </w:t>
+      </w:r>
+      <w:r>
+        <w:rPr>
+          <w:rFonts w:hint="eastAsia"/>
+        </w:rPr>
+        <w:t xml:space="preserve">同类）。现改为</w:t>
+      </w:r>
+      <w:r>
+        <w:t xml:space="preserve"> </w:t>
+      </w:r>
+      <w:r>
+        <w:rPr>
+          <w:rStyle w:val="VerbatimChar"/>
+          <w:rFonts w:hint="eastAsia"/>
+        </w:rPr>
+        <w:t xml:space="preserve">min(请求值,</w:t>
+      </w:r>
+      <w:r>
+        <w:rPr>
+          <w:rStyle w:val="VerbatimChar"/>
+        </w:rPr>
+        <w:t xml:space="preserve"> </w:t>
+      </w:r>
+      <w:r>
+        <w:rPr>
+          <w:rStyle w:val="VerbatimChar"/>
+          <w:rFonts w:hint="eastAsia"/>
+        </w:rPr>
+        <w:t xml:space="preserve">该</w:t>
+      </w:r>
+      <w:r>
+        <w:rPr>
+          <w:rStyle w:val="VerbatimChar"/>
+        </w:rPr>
+        <w:t xml:space="preserve"> purpose </w:t>
+      </w:r>
+      <w:r>
+        <w:rPr>
+          <w:rStyle w:val="VerbatimChar"/>
+          <w:rFonts w:hint="eastAsia"/>
+        </w:rPr>
+        <w:t xml:space="preserve">的硬上限)</w:t>
+      </w:r>
+      <w:r>
+        <w:rPr>
+          <w:rFonts w:hint="eastAsia"/>
+        </w:rPr>
+        <w:t xml:space="preserve">；同时删除</w:t>
+      </w:r>
+      <w:r>
+        <w:t xml:space="preserve"> </w:t>
+      </w:r>
+      <w:r>
+        <w:rPr>
+          <w:rStyle w:val="VerbatimChar"/>
+        </w:rPr>
+        <w:t xml:space="preserve">state_delta_target_tokens</w:t>
+      </w:r>
+      <w:r>
+        <w:t xml:space="preserve"> </w:t>
+      </w:r>
+      <w:r>
+        <w:t xml:space="preserve">——</w:t>
+      </w:r>
+      <w:r>
+        <w:t xml:space="preserve"> </w:t>
+      </w:r>
+      <w:r>
+        <w:rPr>
+          <w:rFonts w:hint="eastAsia"/>
+        </w:rPr>
+        <w:t xml:space="preserve">该字段从未被提示词或代码表达过（提示词只说"只输出</w:t>
+      </w:r>
+      <w:r>
+        <w:t xml:space="preserve"> </w:t>
+      </w:r>
+      <w:r>
+        <w:rPr>
+          <w:rFonts w:hint="eastAsia"/>
+        </w:rPr>
+        <w:t xml:space="preserve">JSON"，没有</w:t>
+      </w:r>
+      <w:r>
+        <w:t xml:space="preserve"> token </w:t>
+      </w:r>
+      <w:r>
+        <w:rPr>
+          <w:rFonts w:hint="eastAsia"/>
+        </w:rPr>
+        <w:t xml:space="preserve">目标）。</w:t>
       </w:r>
     </w:p>
     <w:p>
@@ -5006,30 +5442,101 @@
         <w:rPr>
           <w:rFonts w:hint="eastAsia"/>
         </w:rPr>
-        <w:t xml:space="preserve">澄清）：目标模型</w:t>
-      </w:r>
-      <w:r>
-        <w:rPr>
-          <w:rFonts w:hint="eastAsia"/>
-          <w:b/>
-          <w:bCs/>
-        </w:rPr>
-        <w:t xml:space="preserve">可能回传推理</w:t>
-      </w:r>
-      <w:r>
-        <w:rPr>
-          <w:rFonts w:hint="eastAsia"/>
-        </w:rPr>
-        <w:t xml:space="preserve">，"不依赖"不等于"不会遇到"。推理一律丢弃、</w:t>
-      </w:r>
-      <w:r>
-        <w:t xml:space="preserve"> </w:t>
-      </w:r>
-      <w:r>
-        <w:rPr>
-          <w:rFonts w:hint="eastAsia"/>
-        </w:rPr>
-        <w:t xml:space="preserve">不进索引、不参与打分；但</w:t>
+        <w:t xml:space="preserve">澄清）：目标模型存在</w:t>
+      </w:r>
+      <w:r>
+        <w:rPr>
+          <w:rFonts w:hint="eastAsia"/>
+          <w:b/>
+          <w:bCs/>
+        </w:rPr>
+        <w:t xml:space="preserve">隐藏推理开销</w:t>
+      </w:r>
+      <w:r>
+        <w:t xml:space="preserve"> </w:t>
+      </w:r>
+      <w:r>
+        <w:t xml:space="preserve">—— </w:t>
+      </w:r>
+      <w:r>
+        <w:rPr>
+          <w:rFonts w:hint="eastAsia"/>
+        </w:rPr>
+        <w:t xml:space="preserve">这部分生成既不流式送出、也不在</w:t>
+      </w:r>
+      <w:r>
+        <w:t xml:space="preserve"> </w:t>
+      </w:r>
+      <w:r>
+        <w:rPr>
+          <w:rStyle w:val="VerbatimChar"/>
+        </w:rPr>
+        <w:t xml:space="preserve">reasoning_tokens</w:t>
+      </w:r>
+      <w:r>
+        <w:t xml:space="preserve"> </w:t>
+      </w:r>
+      <w:r>
+        <w:rPr>
+          <w:rFonts w:hint="eastAsia"/>
+        </w:rPr>
+        <w:t xml:space="preserve">里报告，但</w:t>
+      </w:r>
+      <w:r>
+        <w:rPr>
+          <w:rFonts w:hint="eastAsia"/>
+          <w:b/>
+          <w:bCs/>
+        </w:rPr>
+        <w:t xml:space="preserve">计入</w:t>
+      </w:r>
+      <w:r>
+        <w:rPr>
+          <w:b/>
+          <w:bCs/>
+        </w:rPr>
+        <w:t xml:space="preserve"> </w:t>
+      </w:r>
+      <w:r>
+        <w:rPr>
+          <w:rStyle w:val="VerbatimChar"/>
+          <w:b/>
+          <w:bCs/>
+        </w:rPr>
+        <w:t xml:space="preserve">output_tokens</w:t>
+      </w:r>
+      <w:r>
+        <w:rPr>
+          <w:rFonts w:hint="eastAsia"/>
+        </w:rPr>
+        <w:t xml:space="preserve">（实测差额</w:t>
+      </w:r>
+      <w:r>
+        <w:t xml:space="preserve"> </w:t>
+      </w:r>
+      <w:r>
+        <w:rPr>
+          <w:rFonts w:hint="eastAsia"/>
+        </w:rPr>
+        <w:t xml:space="preserve">300–1658，方差很大）。</w:t>
+      </w:r>
+      <w:r>
+        <w:t xml:space="preserve"> </w:t>
+      </w:r>
+      <w:r>
+        <w:rPr>
+          <w:rFonts w:hint="eastAsia"/>
+        </w:rPr>
+        <w:t xml:space="preserve">"不依赖"不等于"不会遇到"，更不等于"没有开销"：本系统不读它、不索引它、不参与打分，</w:t>
+      </w:r>
+      <w:r>
+        <w:t xml:space="preserve"> </w:t>
+      </w:r>
+      <w:r>
+        <w:rPr>
+          <w:rFonts w:hint="eastAsia"/>
+        </w:rPr>
+        <w:t xml:space="preserve">但</w:t>
       </w:r>
       <w:r>
         <w:rPr>
@@ -6736,6 +7243,291 @@
         </w:tc>
       </w:tr>
     </w:tbl>
+    <w:p>
+      <w:pPr>
+        <w:pStyle w:val="BodyText"/>
+      </w:pPr>
+      <w:r>
+        <w:rPr>
+          <w:b/>
+          <w:bCs/>
+        </w:rPr>
+        <w:t xml:space="preserve">v1.4 </w:t>
+      </w:r>
+      <w:r>
+        <w:rPr>
+          <w:rFonts w:hint="eastAsia"/>
+          <w:b/>
+          <w:bCs/>
+        </w:rPr>
+        <w:t xml:space="preserve">重要修正</w:t>
+      </w:r>
+      <w:r>
+        <w:rPr>
+          <w:rFonts w:hint="eastAsia"/>
+        </w:rPr>
+        <w:t xml:space="preserve">：上表"可见</w:t>
+      </w:r>
+      <w:r>
+        <w:t xml:space="preserve"> CoT ❌ </w:t>
+      </w:r>
+      <w:r>
+        <w:rPr>
+          <w:rFonts w:hint="eastAsia"/>
+        </w:rPr>
+        <w:t xml:space="preserve">无"与</w:t>
+      </w:r>
+      <w:r>
+        <w:t xml:space="preserve"> </w:t>
+      </w:r>
+      <w:r>
+        <w:rPr>
+          <w:rStyle w:val="VerbatimChar"/>
+        </w:rPr>
+        <w:t xml:space="preserve">reasoning_tokens: 0</w:t>
+      </w:r>
+      <w:r>
+        <w:t xml:space="preserve"> </w:t>
+      </w:r>
+      <w:r>
+        <w:rPr>
+          <w:rFonts w:hint="eastAsia"/>
+        </w:rPr>
+        <w:t xml:space="preserve">是</w:t>
+      </w:r>
+      <w:r>
+        <w:rPr>
+          <w:rFonts w:hint="eastAsia"/>
+          <w:b/>
+          <w:bCs/>
+        </w:rPr>
+        <w:t xml:space="preserve">接口自述与响应字段的实情</w:t>
+      </w:r>
+      <w:r>
+        <w:rPr>
+          <w:rFonts w:hint="eastAsia"/>
+        </w:rPr>
+        <w:t xml:space="preserve">，</w:t>
+      </w:r>
+      <w:r>
+        <w:t xml:space="preserve"> </w:t>
+      </w:r>
+      <w:r>
+        <w:rPr>
+          <w:rFonts w:hint="eastAsia"/>
+        </w:rPr>
+        <w:t xml:space="preserve">但</w:t>
+      </w:r>
+      <w:r>
+        <w:t xml:space="preserve"> MUST NOT </w:t>
+      </w:r>
+      <w:r>
+        <w:rPr>
+          <w:rFonts w:hint="eastAsia"/>
+        </w:rPr>
+        <w:t xml:space="preserve">由此推出"该模型没有推理开销"。真机实测证明存在</w:t>
+      </w:r>
+      <w:r>
+        <w:rPr>
+          <w:rFonts w:hint="eastAsia"/>
+          <w:b/>
+          <w:bCs/>
+        </w:rPr>
+        <w:t xml:space="preserve">隐藏推理开销</w:t>
+      </w:r>
+      <w:r>
+        <w:rPr>
+          <w:rFonts w:hint="eastAsia"/>
+        </w:rPr>
+        <w:t xml:space="preserve">：它既不流式送出、</w:t>
+      </w:r>
+      <w:r>
+        <w:t xml:space="preserve"> </w:t>
+      </w:r>
+      <w:r>
+        <w:rPr>
+          <w:rFonts w:hint="eastAsia"/>
+        </w:rPr>
+        <w:t xml:space="preserve">也不计入</w:t>
+      </w:r>
+      <w:r>
+        <w:t xml:space="preserve"> </w:t>
+      </w:r>
+      <w:r>
+        <w:rPr>
+          <w:rStyle w:val="VerbatimChar"/>
+        </w:rPr>
+        <w:t xml:space="preserve">reasoning_tokens</w:t>
+      </w:r>
+      <w:r>
+        <w:rPr>
+          <w:rFonts w:hint="eastAsia"/>
+        </w:rPr>
+        <w:t xml:space="preserve">，却计入</w:t>
+      </w:r>
+      <w:r>
+        <w:t xml:space="preserve"> </w:t>
+      </w:r>
+      <w:r>
+        <w:rPr>
+          <w:rStyle w:val="VerbatimChar"/>
+        </w:rPr>
+        <w:t xml:space="preserve">output_tokens</w:t>
+      </w:r>
+      <w:r>
+        <w:rPr>
+          <w:rFonts w:hint="eastAsia"/>
+        </w:rPr>
+        <w:t xml:space="preserve">（一次成功调用</w:t>
+      </w:r>
+      <w:r>
+        <w:t xml:space="preserve"> </w:t>
+      </w:r>
+      <w:r>
+        <w:rPr>
+          <w:rStyle w:val="VerbatimChar"/>
+        </w:rPr>
+        <w:t xml:space="preserve">output_tokens=483</w:t>
+      </w:r>
+      <w:r>
+        <w:t xml:space="preserve"> </w:t>
+      </w:r>
+      <w:r>
+        <w:rPr>
+          <w:rFonts w:hint="eastAsia"/>
+        </w:rPr>
+        <w:t xml:space="preserve">而可见正文</w:t>
+      </w:r>
+      <w:r>
+        <w:t xml:space="preserve"> </w:t>
+      </w:r>
+      <w:r>
+        <w:rPr>
+          <w:rFonts w:hint="eastAsia"/>
+        </w:rPr>
+        <w:t xml:space="preserve">仅</w:t>
+      </w:r>
+      <w:r>
+        <w:t xml:space="preserve"> 70 </w:t>
+      </w:r>
+      <w:r>
+        <w:rPr>
+          <w:rFonts w:hint="eastAsia"/>
+        </w:rPr>
+        <w:t xml:space="preserve">字符；另一例同一任务产出同样短的</w:t>
+      </w:r>
+      <w:r>
+        <w:t xml:space="preserve"> JSON </w:t>
+      </w:r>
+      <w:r>
+        <w:rPr>
+          <w:rFonts w:hint="eastAsia"/>
+        </w:rPr>
+        <w:t xml:space="preserve">却用了</w:t>
+      </w:r>
+      <w:r>
+        <w:t xml:space="preserve"> 1658 token —— </w:t>
+      </w:r>
+      <w:r>
+        <w:rPr>
+          <w:rFonts w:hint="eastAsia"/>
+        </w:rPr>
+        <w:t xml:space="preserve">方差很大），且会吃光小上限（</w:t>
+      </w:r>
+      <w:r>
+        <w:rPr>
+          <w:rStyle w:val="VerbatimChar"/>
+        </w:rPr>
+        <w:t xml:space="preserve">max_tokens=500</w:t>
+      </w:r>
+      <w:r>
+        <w:t xml:space="preserve"> </w:t>
+      </w:r>
+      <w:r>
+        <w:rPr>
+          <w:rFonts w:hint="eastAsia"/>
+        </w:rPr>
+        <w:t xml:space="preserve">时正文</w:t>
+      </w:r>
+      <w:r>
+        <w:t xml:space="preserve"> 0 </w:t>
+      </w:r>
+      <w:r>
+        <w:rPr>
+          <w:rFonts w:hint="eastAsia"/>
+        </w:rPr>
+        <w:t xml:space="preserve">字、流里只剩</w:t>
+      </w:r>
+      <w:r>
+        <w:t xml:space="preserve"> </w:t>
+      </w:r>
+      <w:r>
+        <w:rPr>
+          <w:rStyle w:val="VerbatimChar"/>
+        </w:rPr>
+        <w:t xml:space="preserve">usage</w:t>
+      </w:r>
+      <w:r>
+        <w:t xml:space="preserve">+</w:t>
+      </w:r>
+      <w:r>
+        <w:rPr>
+          <w:rStyle w:val="VerbatimChar"/>
+        </w:rPr>
+        <w:t xml:space="preserve">finish</w:t>
+      </w:r>
+      <w:r>
+        <w:rPr>
+          <w:rFonts w:hint="eastAsia"/>
+        </w:rPr>
+        <w:t xml:space="preserve">）。</w:t>
+      </w:r>
+      <w:r>
+        <w:t xml:space="preserve"> </w:t>
+      </w:r>
+      <w:r>
+        <w:rPr>
+          <w:rFonts w:hint="eastAsia"/>
+        </w:rPr>
+        <w:t xml:space="preserve">详见</w:t>
+      </w:r>
+      <w:r>
+        <w:t xml:space="preserve"> v1.4 </w:t>
+      </w:r>
+      <w:r>
+        <w:rPr>
+          <w:rFonts w:hint="eastAsia"/>
+        </w:rPr>
+        <w:t xml:space="preserve">变更摘要</w:t>
+      </w:r>
+      <w:r>
+        <w:t xml:space="preserve"> 16 </w:t>
+      </w:r>
+      <w:r>
+        <w:rPr>
+          <w:rFonts w:hint="eastAsia"/>
+        </w:rPr>
+        <w:t xml:space="preserve">与</w:t>
+      </w:r>
+      <w:r>
+        <w:t xml:space="preserve"> </w:t>
+      </w:r>
+      <w:r>
+        <w:rPr>
+          <w:rFonts w:hint="eastAsia"/>
+        </w:rPr>
+        <w:t xml:space="preserve">§17.1。"看不见"不等于"不存在"，MUST</w:t>
+      </w:r>
+      <w:r>
+        <w:t xml:space="preserve"> </w:t>
+      </w:r>
+      <w:r>
+        <w:rPr>
+          <w:rFonts w:hint="eastAsia"/>
+        </w:rPr>
+        <w:t xml:space="preserve">以实测行为为准。</w:t>
+      </w:r>
+    </w:p>
     <w:p>
       <w:pPr>
         <w:pStyle w:val="BodyText"/>
@@ -29934,16 +30726,7 @@
         <w:rPr>
           <w:rStyle w:val="VerbatimChar"/>
         </w:rPr>
-        <w:t xml:space="preserve">  output.state_delta_target_tokens: 300</w:t>
-      </w:r>
-      <w:r>
-        <w:br/>
-      </w:r>
-      <w:r>
-        <w:rPr>
-          <w:rStyle w:val="VerbatimChar"/>
-        </w:rPr>
-        <w:t xml:space="preserve">  output.state_delta_soft_max_tokens: 1500        # </w:t>
+        <w:t xml:space="preserve">  output.state_delta_soft_max_tokens: 3000        # </w:t>
       </w:r>
       <w:r>
         <w:rPr>
@@ -29963,7 +30746,7 @@
           <w:rStyle w:val="VerbatimChar"/>
           <w:rFonts w:hint="eastAsia"/>
         </w:rPr>
-        <w:t xml:space="preserve">会被推理吃光（见变更摘要</w:t>
+        <w:t xml:space="preserve">会被隐藏推理吃光（见变更摘要</w:t>
       </w:r>
       <w:r>
         <w:rPr>
@@ -29985,7 +30768,40 @@
         <w:rPr>
           <w:rStyle w:val="VerbatimChar"/>
         </w:rPr>
-        <w:t xml:space="preserve">  output.state_delta_hard_max_tokens: 2000</w:t>
+        <w:t xml:space="preserve">  output.state_delta_hard_max_tokens: 4000        # override </w:t>
+      </w:r>
+      <w:r>
+        <w:rPr>
+          <w:rStyle w:val="VerbatimChar"/>
+          <w:rFonts w:hint="eastAsia"/>
+        </w:rPr>
+        <w:t xml:space="preserve">也</w:t>
+      </w:r>
+      <w:r>
+        <w:rPr>
+          <w:rStyle w:val="VerbatimChar"/>
+        </w:rPr>
+        <w:t xml:space="preserve"> MUST NOT </w:t>
+      </w:r>
+      <w:r>
+        <w:rPr>
+          <w:rStyle w:val="VerbatimChar"/>
+          <w:rFonts w:hint="eastAsia"/>
+        </w:rPr>
+        <w:t xml:space="preserve">突破（v1.4</w:t>
+      </w:r>
+      <w:r>
+        <w:rPr>
+          <w:rStyle w:val="VerbatimChar"/>
+        </w:rPr>
+        <w:t xml:space="preserve"> </w:t>
+      </w:r>
+      <w:r>
+        <w:rPr>
+          <w:rStyle w:val="VerbatimChar"/>
+          <w:rFonts w:hint="eastAsia"/>
+        </w:rPr>
+        <w:t xml:space="preserve">起真正生效）</w:t>
       </w:r>
       <w:r>
         <w:br/>
@@ -33297,7 +34113,7 @@
           <w:b/>
           <w:bCs/>
         </w:rPr>
-        <w:t xml:space="preserve">输出预算被推理耗尽</w:t>
+        <w:t xml:space="preserve">输出预算被隐藏推理耗尽</w:t>
       </w:r>
       <w:r>
         <w:rPr>
@@ -33339,10 +34155,55 @@
         <w:rPr>
           <w:rFonts w:hint="eastAsia"/>
         </w:rPr>
-        <w:t xml:space="preserve">与"上游偶发空响应"成因不同、处置不同，MUST</w:t>
-      </w:r>
-      <w:r>
-        <w:t xml:space="preserve"> </w:t>
+        <w:t xml:space="preserve">与"上游偶发空响应"（流里只有</w:t>
+      </w:r>
+      <w:r>
+        <w:t xml:space="preserve"> </w:t>
+      </w:r>
+      <w:r>
+        <w:rPr>
+          <w:rStyle w:val="VerbatimChar"/>
+        </w:rPr>
+        <w:t xml:space="preserve">usage</w:t>
+      </w:r>
+      <w:r>
+        <w:t xml:space="preserve">+</w:t>
+      </w:r>
+      <w:r>
+        <w:rPr>
+          <w:rStyle w:val="VerbatimChar"/>
+        </w:rPr>
+        <w:t xml:space="preserve">finish</w:t>
+      </w:r>
+      <w:r>
+        <w:t xml:space="preserve"> </w:t>
+      </w:r>
+      <w:r>
+        <w:rPr>
+          <w:rFonts w:hint="eastAsia"/>
+        </w:rPr>
+        <w:t xml:space="preserve">且无</w:t>
+      </w:r>
+      <w:r>
+        <w:t xml:space="preserve"> </w:t>
+      </w:r>
+      <w:r>
+        <w:rPr>
+          <w:rStyle w:val="VerbatimChar"/>
+        </w:rPr>
+        <w:t xml:space="preserve">output_tokens</w:t>
+      </w:r>
+      <w:r>
+        <w:rPr>
+          <w:rFonts w:hint="eastAsia"/>
+        </w:rPr>
+        <w:t xml:space="preserve">）成因不同、处置不同，</w:t>
+      </w:r>
+      <w:r>
+        <w:t xml:space="preserve"> </w:t>
+      </w:r>
+      <w:r>
+        <w:t xml:space="preserve">MUST </w:t>
       </w:r>
       <w:r>
         <w:rPr>

--- a/Context_Virtualization_Implementation_Spec_v1.4.docx
+++ b/Context_Virtualization_Implementation_Spec_v1.4.docx
@@ -29363,6 +29363,308 @@
           <w:rFonts w:hint="eastAsia"/>
         </w:rPr>
         <w:t xml:space="preserve">代价是一次性的一次操作，而不是每轮或每次请求的成本。</w:t>
+      </w:r>
+    </w:p>
+    <w:p>
+      <w:pPr>
+        <w:pStyle w:val="BodyText"/>
+      </w:pPr>
+      <w:r>
+        <w:rPr>
+          <w:rFonts w:hint="eastAsia"/>
+        </w:rPr>
+        <w:t xml:space="preserve">命令侧还有一条宿主契约</w:t>
+      </w:r>
+      <w:r>
+        <w:t xml:space="preserve"> MUST </w:t>
+      </w:r>
+      <w:r>
+        <w:rPr>
+          <w:rFonts w:hint="eastAsia"/>
+        </w:rPr>
+        <w:t xml:space="preserve">遵守（v1.4</w:t>
+      </w:r>
+      <w:r>
+        <w:t xml:space="preserve"> </w:t>
+      </w:r>
+      <w:r>
+        <w:rPr>
+          <w:rFonts w:hint="eastAsia"/>
+        </w:rPr>
+        <w:t xml:space="preserve">真机实测，客户端源码</w:t>
+      </w:r>
+      <w:r>
+        <w:t xml:space="preserve"> </w:t>
+      </w:r>
+      <w:r>
+        <w:rPr>
+          <w:rStyle w:val="VerbatimChar"/>
+        </w:rPr>
+        <w:t xml:space="preserve">dsh-client-ui-commands</w:t>
+      </w:r>
+      <w:r>
+        <w:t xml:space="preserve"> </w:t>
+      </w:r>
+      <w:r>
+        <w:rPr>
+          <w:rFonts w:hint="eastAsia"/>
+        </w:rPr>
+        <w:t xml:space="preserve">的</w:t>
+      </w:r>
+      <w:r>
+        <w:t xml:space="preserve"> </w:t>
+      </w:r>
+      <w:r>
+        <w:rPr>
+          <w:rStyle w:val="VerbatimChar"/>
+        </w:rPr>
+        <w:t xml:space="preserve">matchEnter</w:t>
+      </w:r>
+      <w:r>
+        <w:t xml:space="preserve"> </w:t>
+      </w:r>
+      <w:r>
+        <w:rPr>
+          <w:rFonts w:hint="eastAsia"/>
+        </w:rPr>
+        <w:t xml:space="preserve">是"这行算不算命令"的唯一裁决处）：</w:t>
+      </w:r>
+    </w:p>
+    <w:p>
+      <w:pPr>
+        <w:pStyle w:val="SourceCode"/>
+      </w:pPr>
+      <w:r>
+        <w:rPr>
+          <w:rStyle w:val="VerbatimChar"/>
+        </w:rPr>
+        <w:t xml:space="preserve">if (desc.input !== undefined) return { claim: leadingClaim(desc, session) };  // </w:t>
+      </w:r>
+      <w:r>
+        <w:rPr>
+          <w:rStyle w:val="VerbatimChar"/>
+          <w:rFonts w:hint="eastAsia"/>
+        </w:rPr>
+        <w:t xml:space="preserve">声明</w:t>
+      </w:r>
+      <w:r>
+        <w:rPr>
+          <w:rStyle w:val="VerbatimChar"/>
+        </w:rPr>
+        <w:t xml:space="preserve"> input → </w:t>
+      </w:r>
+      <w:r>
+        <w:rPr>
+          <w:rStyle w:val="VerbatimChar"/>
+          <w:rFonts w:hint="eastAsia"/>
+        </w:rPr>
+        <w:t xml:space="preserve">按命令执行</w:t>
+      </w:r>
+      <w:r>
+        <w:br/>
+      </w:r>
+      <w:r>
+        <w:rPr>
+          <w:rStyle w:val="VerbatimChar"/>
+        </w:rPr>
+        <w:t xml:space="preserve">if (!bare) return undefined;                                                  // </w:t>
+      </w:r>
+      <w:r>
+        <w:rPr>
+          <w:rStyle w:val="VerbatimChar"/>
+          <w:rFonts w:hint="eastAsia"/>
+        </w:rPr>
+        <w:t xml:space="preserve">否则带参数的行</w:t>
+      </w:r>
+      <w:r>
+        <w:rPr>
+          <w:rStyle w:val="VerbatimChar"/>
+        </w:rPr>
+        <w:t xml:space="preserve"> → </w:t>
+      </w:r>
+      <w:r>
+        <w:rPr>
+          <w:rStyle w:val="VerbatimChar"/>
+          <w:rFonts w:hint="eastAsia"/>
+        </w:rPr>
+        <w:t xml:space="preserve">当普通消息</w:t>
+      </w:r>
+    </w:p>
+    <w:p>
+      <w:pPr>
+        <w:pStyle w:val="FirstParagraph"/>
+      </w:pPr>
+      <w:r>
+        <w:rPr>
+          <w:rFonts w:hint="eastAsia"/>
+        </w:rPr>
+        <w:t xml:space="preserve">即：</w:t>
+      </w:r>
+      <w:r>
+        <w:rPr>
+          <w:rFonts w:hint="eastAsia"/>
+          <w:b/>
+          <w:bCs/>
+        </w:rPr>
+        <w:t xml:space="preserve">任何接受参数的命令</w:t>
+      </w:r>
+      <w:r>
+        <w:rPr>
+          <w:b/>
+          <w:bCs/>
+        </w:rPr>
+        <w:t xml:space="preserve"> MUST </w:t>
+      </w:r>
+      <w:r>
+        <w:rPr>
+          <w:rFonts w:hint="eastAsia"/>
+          <w:b/>
+          <w:bCs/>
+        </w:rPr>
+        <w:t xml:space="preserve">声明</w:t>
+      </w:r>
+      <w:r>
+        <w:rPr>
+          <w:b/>
+          <w:bCs/>
+        </w:rPr>
+        <w:t xml:space="preserve"> </w:t>
+      </w:r>
+      <w:r>
+        <w:rPr>
+          <w:rStyle w:val="VerbatimChar"/>
+          <w:b/>
+          <w:bCs/>
+        </w:rPr>
+        <w:t xml:space="preserve">input</w:t>
+      </w:r>
+      <w:r>
+        <w:rPr>
+          <w:rFonts w:hint="eastAsia"/>
+        </w:rPr>
+        <w:t xml:space="preserve">（</w:t>
+      </w:r>
+      <w:r>
+        <w:rPr>
+          <w:rStyle w:val="VerbatimChar"/>
+        </w:rPr>
+        <w:t xml:space="preserve">{hint, attachments?}</w:t>
+      </w:r>
+      <w:r>
+        <w:rPr>
+          <w:rFonts w:hint="eastAsia"/>
+        </w:rPr>
+        <w:t xml:space="preserve">），否则带参数的行会</w:t>
+      </w:r>
+      <w:r>
+        <w:t xml:space="preserve"> </w:t>
+      </w:r>
+      <w:r>
+        <w:rPr>
+          <w:rFonts w:hint="eastAsia"/>
+        </w:rPr>
+        <w:t xml:space="preserve">掉进默认通道被当作</w:t>
+      </w:r>
+      <w:r>
+        <w:rPr>
+          <w:rFonts w:hint="eastAsia"/>
+          <w:b/>
+          <w:bCs/>
+        </w:rPr>
+        <w:t xml:space="preserve">普通消息发给模型</w:t>
+      </w:r>
+      <w:r>
+        <w:rPr>
+          <w:rFonts w:hint="eastAsia"/>
+        </w:rPr>
+        <w:t xml:space="preserve">。本插件的</w:t>
+      </w:r>
+      <w:r>
+        <w:t xml:space="preserve"> </w:t>
+      </w:r>
+      <w:r>
+        <w:rPr>
+          <w:rStyle w:val="VerbatimChar"/>
+        </w:rPr>
+        <w:t xml:space="preserve">/contextvm on</w:t>
+      </w:r>
+      <w:r>
+        <w:t xml:space="preserve"> </w:t>
+      </w:r>
+      <w:r>
+        <w:rPr>
+          <w:rFonts w:hint="eastAsia"/>
+        </w:rPr>
+        <w:t xml:space="preserve">曾因此静默失效</w:t>
+      </w:r>
+      <w:r>
+        <w:t xml:space="preserve"> ——</w:t>
+      </w:r>
+      <w:r>
+        <w:t xml:space="preserve"> </w:t>
+      </w:r>
+      <w:r>
+        <w:rPr>
+          <w:rFonts w:hint="eastAsia"/>
+        </w:rPr>
+        <w:t xml:space="preserve">用户侧表现为"命令输入无反应"，实际是这行进了模型（真机上还白耗了模型调用）。</w:t>
+      </w:r>
+      <w:r>
+        <w:t xml:space="preserve"> </w:t>
+      </w:r>
+      <w:r>
+        <w:rPr>
+          <w:rFonts w:hint="eastAsia"/>
+        </w:rPr>
+        <w:t xml:space="preserve">裸命令（</w:t>
+      </w:r>
+      <w:r>
+        <w:rPr>
+          <w:rStyle w:val="VerbatimChar"/>
+        </w:rPr>
+        <w:t xml:space="preserve">/contextvm</w:t>
+      </w:r>
+      <w:r>
+        <w:rPr>
+          <w:rFonts w:hint="eastAsia"/>
+        </w:rPr>
+        <w:t xml:space="preserve">）不受影响，因为它走</w:t>
+      </w:r>
+      <w:r>
+        <w:t xml:space="preserve"> </w:t>
+      </w:r>
+      <w:r>
+        <w:rPr>
+          <w:rStyle w:val="VerbatimChar"/>
+        </w:rPr>
+        <w:t xml:space="preserve">runDetached</w:t>
+      </w:r>
+      <w:r>
+        <w:t xml:space="preserve"> </w:t>
+      </w:r>
+      <w:r>
+        <w:rPr>
+          <w:rFonts w:hint="eastAsia"/>
+        </w:rPr>
+        <w:t xml:space="preserve">分支</w:t>
+      </w:r>
+      <w:r>
+        <w:t xml:space="preserve"> —— </w:t>
+      </w:r>
+      <w:r>
+        <w:rPr>
+          <w:rFonts w:hint="eastAsia"/>
+        </w:rPr>
+        <w:t xml:space="preserve">这也是它当时能正常工作、</w:t>
+      </w:r>
+      <w:r>
+        <w:t xml:space="preserve"> </w:t>
+      </w:r>
+      <w:r>
+        <w:rPr>
+          <w:rFonts w:hint="eastAsia"/>
+        </w:rPr>
+        <w:t xml:space="preserve">从而掩盖了缺陷的原因。</w:t>
       </w:r>
     </w:p>
     <w:p>
